--- a/public/templates/compiled/forms/A-040-MFAImplementationRecord-FORM.docx
+++ b/public/templates/compiled/forms/A-040-MFAImplementationRecord-FORM.docx
@@ -34,6 +34,9 @@
         <w:gridCol w:w="9360"/>
       </w:tblGrid>
       <w:tr>
+        <w:trPr>
+          <w:cantSplit/>
+        </w:trPr>
         <w:tc>
           <w:tcPr>
             <w:tcW w:type="dxa" w:w="9360"/>
@@ -315,6 +318,9 @@
         <w:gridCol w:w="9360"/>
       </w:tblGrid>
       <w:tr>
+        <w:trPr>
+          <w:cantSplit/>
+        </w:trPr>
         <w:tc>
           <w:tcPr>
             <w:tcW w:type="dxa" w:w="9360"/>
@@ -595,6 +601,7 @@
       </w:tblGrid>
       <w:tr>
         <w:trPr>
+          <w:cantSplit/>
           <w:tblHeader/>
         </w:trPr>
         <w:tc>
@@ -655,6 +662,9 @@
         </w:tc>
       </w:tr>
       <w:tr>
+        <w:trPr>
+          <w:cantSplit/>
+        </w:trPr>
         <w:tc>
           <w:tcPr>
             <w:tcW w:type="dxa" w:w="3000"/>
@@ -711,6 +721,9 @@
         </w:tc>
       </w:tr>
       <w:tr>
+        <w:trPr>
+          <w:cantSplit/>
+        </w:trPr>
         <w:tc>
           <w:tcPr>
             <w:tcW w:type="dxa" w:w="3000"/>
@@ -767,6 +780,9 @@
         </w:tc>
       </w:tr>
       <w:tr>
+        <w:trPr>
+          <w:cantSplit/>
+        </w:trPr>
         <w:tc>
           <w:tcPr>
             <w:tcW w:type="dxa" w:w="3000"/>
@@ -823,6 +839,9 @@
         </w:tc>
       </w:tr>
       <w:tr>
+        <w:trPr>
+          <w:cantSplit/>
+        </w:trPr>
         <w:tc>
           <w:tcPr>
             <w:tcW w:type="dxa" w:w="3000"/>
@@ -879,6 +898,9 @@
         </w:tc>
       </w:tr>
       <w:tr>
+        <w:trPr>
+          <w:cantSplit/>
+        </w:trPr>
         <w:tc>
           <w:tcPr>
             <w:tcW w:type="dxa" w:w="3000"/>
@@ -988,6 +1010,7 @@
       </w:tblGrid>
       <w:tr>
         <w:trPr>
+          <w:cantSplit/>
           <w:tblHeader/>
         </w:trPr>
         <w:tc>
@@ -1132,6 +1155,9 @@
         </w:tc>
       </w:tr>
       <w:tr>
+        <w:trPr>
+          <w:cantSplit/>
+        </w:trPr>
         <w:tc>
           <w:tcPr>
             <w:tcW w:type="dxa" w:w="2400"/>
@@ -1269,6 +1295,9 @@
         </w:tc>
       </w:tr>
       <w:tr>
+        <w:trPr>
+          <w:cantSplit/>
+        </w:trPr>
         <w:tc>
           <w:tcPr>
             <w:tcW w:type="dxa" w:w="2400"/>
@@ -1406,6 +1435,9 @@
         </w:tc>
       </w:tr>
       <w:tr>
+        <w:trPr>
+          <w:cantSplit/>
+        </w:trPr>
         <w:tc>
           <w:tcPr>
             <w:tcW w:type="dxa" w:w="2400"/>
@@ -1596,6 +1628,7 @@
       </w:tblGrid>
       <w:tr>
         <w:trPr>
+          <w:cantSplit/>
           <w:tblHeader/>
         </w:trPr>
         <w:tc>
@@ -1740,6 +1773,9 @@
         </w:tc>
       </w:tr>
       <w:tr>
+        <w:trPr>
+          <w:cantSplit/>
+        </w:trPr>
         <w:tc>
           <w:tcPr>
             <w:tcW w:type="dxa" w:w="2400"/>
@@ -1877,6 +1913,9 @@
         </w:tc>
       </w:tr>
       <w:tr>
+        <w:trPr>
+          <w:cantSplit/>
+        </w:trPr>
         <w:tc>
           <w:tcPr>
             <w:tcW w:type="dxa" w:w="2400"/>
@@ -2111,6 +2150,7 @@
       </w:tblGrid>
       <w:tr>
         <w:trPr>
+          <w:cantSplit/>
           <w:tblHeader/>
         </w:trPr>
         <w:tc>
@@ -2177,6 +2217,9 @@
         </w:tc>
       </w:tr>
       <w:tr>
+        <w:trPr>
+          <w:cantSplit/>
+        </w:trPr>
         <w:tc>
           <w:tcPr>
             <w:tcW w:type="dxa" w:w="3200"/>
@@ -2237,6 +2280,9 @@
         </w:tc>
       </w:tr>
       <w:tr>
+        <w:trPr>
+          <w:cantSplit/>
+        </w:trPr>
         <w:tc>
           <w:tcPr>
             <w:tcW w:type="dxa" w:w="3200"/>
@@ -2297,6 +2343,9 @@
         </w:tc>
       </w:tr>
       <w:tr>
+        <w:trPr>
+          <w:cantSplit/>
+        </w:trPr>
         <w:tc>
           <w:tcPr>
             <w:tcW w:type="dxa" w:w="3200"/>
@@ -2378,6 +2427,9 @@
         <w:gridCol w:w="9360"/>
       </w:tblGrid>
       <w:tr>
+        <w:trPr>
+          <w:cantSplit/>
+        </w:trPr>
         <w:tc>
           <w:tcPr>
             <w:tcW w:type="dxa" w:w="9360"/>
@@ -2521,6 +2573,7 @@
       </w:tblGrid>
       <w:tr>
         <w:trPr>
+          <w:cantSplit/>
           <w:tblHeader/>
         </w:trPr>
         <w:tc>
@@ -2649,6 +2702,9 @@
         </w:tc>
       </w:tr>
       <w:tr>
+        <w:trPr>
+          <w:cantSplit/>
+        </w:trPr>
         <w:tc>
           <w:tcPr>
             <w:tcW w:type="dxa" w:w="3000"/>
@@ -2736,6 +2792,9 @@
         </w:tc>
       </w:tr>
       <w:tr>
+        <w:trPr>
+          <w:cantSplit/>
+        </w:trPr>
         <w:tc>
           <w:tcPr>
             <w:tcW w:type="dxa" w:w="3000"/>
@@ -2876,6 +2935,7 @@
       </w:tblGrid>
       <w:tr>
         <w:trPr>
+          <w:cantSplit/>
           <w:tblHeader/>
         </w:trPr>
         <w:tc>
@@ -3004,6 +3064,9 @@
         </w:tc>
       </w:tr>
       <w:tr>
+        <w:trPr>
+          <w:cantSplit/>
+        </w:trPr>
         <w:tc>
           <w:tcPr>
             <w:tcW w:type="dxa" w:w="1300"/>
@@ -3151,6 +3214,9 @@
         <w:gridCol w:w="9360"/>
       </w:tblGrid>
       <w:tr>
+        <w:trPr>
+          <w:cantSplit/>
+        </w:trPr>
         <w:tc>
           <w:tcPr>
             <w:tcW w:type="dxa" w:w="9360"/>
@@ -3216,6 +3282,7 @@
         </w:tc>
       </w:tr>
     </w:tbl>
+    <w:p/>
     <w:sectPr>
       <w:headerReference w:type="default" r:id="rId7"/>
       <w:footerReference w:type="default" r:id="rId8"/>
@@ -3226,10 +3293,6 @@
     </w:sectPr>
   </w:body>
 </w:document>
-</file>
-
-<file path=word/comments.xml><?xml version="1.0" encoding="utf-8"?>
-<w:comments xmlns:cx="http://schemas.microsoft.com/office/drawing/2014/chartex" xmlns:cx1="http://schemas.microsoft.com/office/drawing/2015/9/8/chartex" xmlns:cx2="http://schemas.microsoft.com/office/drawing/2015/10/21/chartex" xmlns:cx3="http://schemas.microsoft.com/office/drawing/2016/5/9/chartex" xmlns:cx4="http://schemas.microsoft.com/office/drawing/2016/5/10/chartex" xmlns:cx5="http://schemas.microsoft.com/office/drawing/2016/5/11/chartex" xmlns:cx6="http://schemas.microsoft.com/office/drawing/2016/5/12/chartex" xmlns:cx7="http://schemas.microsoft.com/office/drawing/2016/5/13/chartex" xmlns:cx8="http://schemas.microsoft.com/office/drawing/2016/5/14/chartex" xmlns:mc="http://schemas.openxmlformats.org/markup-compatibility/2006" xmlns:aink="http://schemas.microsoft.com/office/drawing/2016/ink" xmlns:am3d="http://schemas.microsoft.com/office/drawing/2017/model3d" xmlns:o="urn:schemas-microsoft-com:office:office" xmlns:r="http://schemas.openxmlformats.org/officeDocument/2006/relationships" xmlns:m="http://schemas.openxmlformats.org/officeDocument/2006/math" xmlns:v="urn:schemas-microsoft-com:vml" xmlns:wp14="http://schemas.microsoft.com/office/word/2010/wordprocessingDrawing" xmlns:wp="http://schemas.openxmlformats.org/drawingml/2006/wordprocessingDrawing" xmlns:w10="urn:schemas-microsoft-com:office:word" xmlns:w="http://schemas.openxmlformats.org/wordprocessingml/2006/main" xmlns:w14="http://schemas.microsoft.com/office/word/2010/wordml" xmlns:w15="http://schemas.microsoft.com/office/word/2012/wordml" xmlns:w16cex="http://schemas.microsoft.com/office/word/2018/wordml/cex" xmlns:w16cid="http://schemas.microsoft.com/office/word/2016/wordml/cid" xmlns:w16="http://schemas.microsoft.com/office/word/2018/wordml" xmlns:w16sdtdh="http://schemas.microsoft.com/office/word/2020/wordml/sdtdatahash" xmlns:w16se="http://schemas.microsoft.com/office/word/2015/wordml/symex" xmlns:wpg="http://schemas.microsoft.com/office/word/2010/wordprocessingGroup" xmlns:wpi="http://schemas.microsoft.com/office/word/2010/wordprocessingInk" xmlns:wne="http://schemas.microsoft.com/office/word/2006/wordml" xmlns:wps="http://schemas.microsoft.com/office/word/2010/wordprocessingShape"/>
 </file>
 
 <file path=word/endnotes.xml><?xml version="1.0" encoding="utf-8"?>
@@ -3367,6 +3430,14 @@
       </w:pBdr>
       <w:jc w:val="right"/>
     </w:pPr>
+    <w:r>
+      <w:rPr>
+        <w:rFonts w:ascii="Aptos" w:cs="Aptos" w:eastAsia="Aptos" w:hAnsi="Aptos"/>
+        <w:color w:val="595959"/>
+        <w:sz w:val="16"/>
+        <w:szCs w:val="16"/>
+      </w:rPr>
+    </w:r>
   </w:p>
 </w:hdr>
 </file>
@@ -3620,37 +3691,24 @@
       <w:szCs w:val="56"/>
     </w:rPr>
   </w:style>
-  <w:style w:type="paragraph" w:styleId="Heading1">
-    <w:name w:val="Heading 1"/>
-    <w:basedOn w:val="Normal"/>
-    <w:next w:val="Normal"/>
-    <w:qFormat/>
-    <w:rPr>
-      <w:color w:val="2E74B5"/>
-      <w:sz w:val="32"/>
-      <w:szCs w:val="32"/>
-    </w:rPr>
-  </w:style>
-  <w:style w:type="paragraph" w:styleId="Heading2">
-    <w:name w:val="Heading 2"/>
-    <w:basedOn w:val="Normal"/>
-    <w:next w:val="Normal"/>
-    <w:qFormat/>
-    <w:rPr>
-      <w:color w:val="2E74B5"/>
-      <w:sz w:val="26"/>
-      <w:szCs w:val="26"/>
-    </w:rPr>
-  </w:style>
   <w:style w:type="paragraph" w:styleId="Heading3">
     <w:name w:val="Heading 3"/>
     <w:basedOn w:val="Normal"/>
     <w:next w:val="Normal"/>
     <w:qFormat/>
+    <w:pPr>
+      <w:keepNext/>
+      <w:keepLines/>
+      <w:spacing w:after="100" w:before="220"/>
+      <w:outlineLvl w:val="2"/>
+    </w:pPr>
     <w:rPr>
-      <w:color w:val="1F4D78"/>
-      <w:sz w:val="24"/>
-      <w:szCs w:val="24"/>
+      <w:rFonts w:ascii="Aptos" w:cs="Aptos" w:eastAsia="Aptos" w:hAnsi="Aptos"/>
+      <w:b/>
+      <w:bCs/>
+      <w:color w:val="1B3A5C"/>
+      <w:sz w:val="26"/>
+      <w:szCs w:val="26"/>
     </w:rPr>
   </w:style>
   <w:style w:type="paragraph" w:styleId="Heading4">
@@ -3658,10 +3716,19 @@
     <w:basedOn w:val="Normal"/>
     <w:next w:val="Normal"/>
     <w:qFormat/>
+    <w:pPr>
+      <w:keepNext/>
+      <w:keepLines/>
+      <w:spacing w:after="100" w:before="220"/>
+      <w:outlineLvl w:val="3"/>
+    </w:pPr>
     <w:rPr>
-      <w:i/>
-      <w:iCs/>
-      <w:color w:val="2E74B5"/>
+      <w:rFonts w:ascii="Aptos" w:cs="Aptos" w:eastAsia="Aptos" w:hAnsi="Aptos"/>
+      <w:b/>
+      <w:bCs/>
+      <w:color w:val="1B3A5C"/>
+      <w:sz w:val="24"/>
+      <w:szCs w:val="24"/>
     </w:rPr>
   </w:style>
   <w:style w:type="paragraph" w:styleId="Heading5">
@@ -3669,8 +3736,19 @@
     <w:basedOn w:val="Normal"/>
     <w:next w:val="Normal"/>
     <w:qFormat/>
+    <w:pPr>
+      <w:keepNext/>
+      <w:keepLines/>
+      <w:spacing w:after="100" w:before="220"/>
+      <w:outlineLvl w:val="4"/>
+    </w:pPr>
     <w:rPr>
-      <w:color w:val="2E74B5"/>
+      <w:rFonts w:ascii="Aptos" w:cs="Aptos" w:eastAsia="Aptos" w:hAnsi="Aptos"/>
+      <w:b/>
+      <w:bCs/>
+      <w:color w:val="1B3A5C"/>
+      <w:sz w:val="24"/>
+      <w:szCs w:val="24"/>
     </w:rPr>
   </w:style>
   <w:style w:type="paragraph" w:styleId="Heading6">
@@ -3678,8 +3756,19 @@
     <w:basedOn w:val="Normal"/>
     <w:next w:val="Normal"/>
     <w:qFormat/>
+    <w:pPr>
+      <w:keepNext/>
+      <w:keepLines/>
+      <w:spacing w:after="100" w:before="220"/>
+      <w:outlineLvl w:val="5"/>
+    </w:pPr>
     <w:rPr>
-      <w:color w:val="1F4D78"/>
+      <w:rFonts w:ascii="Aptos" w:cs="Aptos" w:eastAsia="Aptos" w:hAnsi="Aptos"/>
+      <w:b/>
+      <w:bCs/>
+      <w:color w:val="1B3A5C"/>
+      <w:sz w:val="24"/>
+      <w:szCs w:val="24"/>
     </w:rPr>
   </w:style>
   <w:style w:type="paragraph" w:styleId="Strong">
@@ -3787,6 +3876,8 @@
     <w:next w:val="Normal"/>
     <w:qFormat/>
     <w:pPr>
+      <w:keepNext/>
+      <w:keepLines/>
       <w:spacing w:after="160" w:before="240"/>
       <w:outlineLvl w:val="0"/>
     </w:pPr>
@@ -3805,6 +3896,8 @@
     <w:next w:val="Normal"/>
     <w:qFormat/>
     <w:pPr>
+      <w:keepNext/>
+      <w:keepLines/>
       <w:spacing w:after="100" w:before="220"/>
       <w:outlineLvl w:val="1"/>
     </w:pPr>
